--- a/08_基线归档/基线清单.docx
+++ b/08_基线归档/基线清单.docx
@@ -213,12 +213,7 @@
           </w:tcPr>
           <w:p>
             <w:r>
-              <w:rPr>
-                <w:rFonts w:ascii="宋体" w:hAnsi="宋体" w:eastAsia="宋体"/>
-                <w:b w:val="0"/>
-                <w:sz w:val="21"/>
-              </w:rPr>
-              <w:t>第1周结束（2026年10月第1周）</w:t>
+              <w:t>2026年9月27日</w:t>
             </w:r>
           </w:p>
         </w:tc>
@@ -305,12 +300,7 @@
           </w:tcPr>
           <w:p>
             <w:r>
-              <w:rPr>
-                <w:rFonts w:ascii="宋体" w:hAnsi="宋体" w:eastAsia="宋体"/>
-                <w:b w:val="0"/>
-                <w:sz w:val="21"/>
-              </w:rPr>
-              <w:t>第3周结束（2026年10月第3周）</w:t>
+              <w:t>2026年10月11日</w:t>
             </w:r>
           </w:p>
         </w:tc>
@@ -397,12 +387,7 @@
           </w:tcPr>
           <w:p>
             <w:r>
-              <w:rPr>
-                <w:rFonts w:ascii="宋体" w:hAnsi="宋体" w:eastAsia="宋体"/>
-                <w:b w:val="0"/>
-                <w:sz w:val="21"/>
-              </w:rPr>
-              <w:t>第5周结束（计划）</w:t>
+              <w:t>2026年10月22日</w:t>
             </w:r>
           </w:p>
         </w:tc>
@@ -489,12 +474,7 @@
           </w:tcPr>
           <w:p>
             <w:r>
-              <w:rPr>
-                <w:rFonts w:ascii="宋体" w:hAnsi="宋体" w:eastAsia="宋体"/>
-                <w:b w:val="0"/>
-                <w:sz w:val="21"/>
-              </w:rPr>
-              <w:t>第7周结束（计划）</w:t>
+              <w:t>2026年11月5日</w:t>
             </w:r>
           </w:p>
         </w:tc>
@@ -581,12 +561,7 @@
           </w:tcPr>
           <w:p>
             <w:r>
-              <w:rPr>
-                <w:rFonts w:ascii="宋体" w:hAnsi="宋体" w:eastAsia="宋体"/>
-                <w:b w:val="0"/>
-                <w:sz w:val="21"/>
-              </w:rPr>
-              <w:t>第9周结束（计划）</w:t>
+              <w:t>2026年11月19日</w:t>
             </w:r>
           </w:p>
         </w:tc>
@@ -666,7 +641,7 @@
           <w:b w:val="0"/>
           <w:sz w:val="24"/>
         </w:rPr>
-        <w:t>建立时间：第1周结束</w:t>
+        <w:t>建立时间：2026年9月27日</w:t>
       </w:r>
     </w:p>
     <w:p>
@@ -897,7 +872,7 @@
           <w:b w:val="0"/>
           <w:sz w:val="24"/>
         </w:rPr>
-        <w:t>建立时间：第3周结束</w:t>
+        <w:t>建立时间：2026年10月11日</w:t>
       </w:r>
     </w:p>
     <w:p>
